--- a/docs/ahg-2026/kit/step-cards/1-why-we-are-here.docx
+++ b/docs/ahg-2026/kit/step-cards/1-why-we-are-here.docx
@@ -52,6 +52,10 @@
     <w:p>
       <w:pPr>
         <w:pStyle w:val="ListNumber"/>
+        <w:numPr>
+          <w:ilvl w:val="0"/>
+          <w:numId w:val="10"/>
+        </w:numPr>
       </w:pPr>
       <w:r>
         <w:t>Listen. Nothing to type yet.</w:t>
@@ -59,26 +63,102 @@
     </w:p>
     <w:p>
       <w:pPr>
-        <w:pStyle w:val="ListNumber"/>
+        <w:pStyle w:val="Heading3"/>
       </w:pPr>
       <w:r>
-        <w:t>Open the kit in VS Code if it is not open already: File, then Open Folder, then choose the ahg-2026-agent-kit folder. The welcome page opens.</w:t>
+        <w:t>In a browser</w:t>
       </w:r>
     </w:p>
     <w:p>
       <w:pPr>
         <w:pStyle w:val="ListNumber"/>
+        <w:numPr>
+          <w:ilvl w:val="0"/>
+          <w:numId w:val="11"/>
+        </w:numPr>
       </w:pPr>
       <w:r>
-        <w:t>Open Copilot Chat: Control+Alt+I on Windows, or Command+Control+I on a Mac.</w:t>
+        <w:t>Open letitglow.app/ahg/assistant in one tab, and your AI assistant, signed in, in another.</w:t>
       </w:r>
     </w:p>
     <w:p>
       <w:pPr>
         <w:pStyle w:val="ListNumber"/>
+        <w:numPr>
+          <w:ilvl w:val="0"/>
+          <w:numId w:val="11"/>
+        </w:numPr>
       </w:pPr>
       <w:r>
-        <w:t>Type /ready-check and press Enter. Copilot checks five things and tells you each one is ready.</w:t>
+        <w:t>Start a new conversation. Use this one conversation all day.</w:t>
+      </w:r>
+    </w:p>
+    <w:p>
+      <w:pPr>
+        <w:pStyle w:val="ListNumber"/>
+        <w:numPr>
+          <w:ilvl w:val="0"/>
+          <w:numId w:val="11"/>
+        </w:numPr>
+      </w:pPr>
+      <w:r>
+        <w:t>Under "Block 1: the ready check", press the Copy button.</w:t>
+      </w:r>
+    </w:p>
+    <w:p>
+      <w:pPr>
+        <w:pStyle w:val="ListNumber"/>
+        <w:numPr>
+          <w:ilvl w:val="0"/>
+          <w:numId w:val="11"/>
+        </w:numPr>
+      </w:pPr>
+      <w:r>
+        <w:t>Switch to your assistant's tab with Control+Tab, move to the message box, paste with Control+V on Windows or Command+V on a Mac, and press Enter.</w:t>
+      </w:r>
+    </w:p>
+    <w:p>
+      <w:pPr>
+        <w:pStyle w:val="Heading3"/>
+      </w:pPr>
+      <w:r>
+        <w:t>In VS Code</w:t>
+      </w:r>
+    </w:p>
+    <w:p>
+      <w:pPr>
+        <w:pStyle w:val="ListNumber"/>
+        <w:numPr>
+          <w:ilvl w:val="0"/>
+          <w:numId w:val="12"/>
+        </w:numPr>
+      </w:pPr>
+      <w:r>
+        <w:t>Open the kit if it is not open already: File, then Open Folder, then the ahg-2026-agent-kit folder. In VS Code for the Web, choose Open Folder at vscode.dev in Chrome or Edge. The welcome page opens.</w:t>
+      </w:r>
+    </w:p>
+    <w:p>
+      <w:pPr>
+        <w:pStyle w:val="ListNumber"/>
+        <w:numPr>
+          <w:ilvl w:val="0"/>
+          <w:numId w:val="12"/>
+        </w:numPr>
+      </w:pPr>
+      <w:r>
+        <w:t>Open Copilot Chat: Control+Alt+I on Windows, or Control+Command+I on a Mac.</w:t>
+      </w:r>
+    </w:p>
+    <w:p>
+      <w:pPr>
+        <w:pStyle w:val="ListNumber"/>
+        <w:numPr>
+          <w:ilvl w:val="0"/>
+          <w:numId w:val="12"/>
+        </w:numPr>
+      </w:pPr>
+      <w:r>
+        <w:t>Type /ready-check and press Enter.</w:t>
       </w:r>
     </w:p>
     <w:p>
@@ -91,7 +171,7 @@
     </w:p>
     <w:p>
       <w:r>
-        <w:t>Copilot ends the ready check with: You are ready for 16 November.</w:t>
+        <w:t>Your assistant or Copilot ends the ready check with: You are ready for 16 November.</w:t>
       </w:r>
     </w:p>
     <w:p>
@@ -104,7 +184,7 @@
     </w:p>
     <w:p>
       <w:r>
-        <w:t>If the ready check says something needs a hand, a helper fixes it with you while the room carries on. You will not miss anything you cannot catch up on.</w:t>
+        <w:t>If the ready check says something needs a hand, a helper fixes it with you while the room carries on. If VS Code will not cooperate, switch to the browser path: it needs nothing installed, and you will not miss anything.</w:t>
       </w:r>
     </w:p>
     <w:p>
@@ -370,6 +450,24 @@
   </w:num>
   <w:num w:numId="9">
     <w:abstractNumId w:val="0"/>
+  </w:num>
+  <w:num w:numId="10">
+    <w:abstractNumId w:val="7"/>
+    <w:lvlOverride w:ilvl="0">
+      <w:startOverride w:val="1"/>
+    </w:lvlOverride>
+  </w:num>
+  <w:num w:numId="11">
+    <w:abstractNumId w:val="7"/>
+    <w:lvlOverride w:ilvl="0">
+      <w:startOverride w:val="1"/>
+    </w:lvlOverride>
+  </w:num>
+  <w:num w:numId="12">
+    <w:abstractNumId w:val="7"/>
+    <w:lvlOverride w:ilvl="0">
+      <w:startOverride w:val="1"/>
+    </w:lvlOverride>
   </w:num>
 </w:numbering>
 </file>

--- a/docs/ahg-2026/kit/step-cards/1-why-we-are-here.docx
+++ b/docs/ahg-2026/kit/step-cards/1-why-we-are-here.docx
@@ -12,6 +12,7 @@
     </w:p>
     <w:p>
       <w:r>
+        <w:rPr/>
         <w:t>Block 1 of 7, 10:30 to 10:50.</w:t>
       </w:r>
     </w:p>
@@ -25,6 +26,7 @@
     </w:p>
     <w:p>
       <w:r>
+        <w:rPr/>
         <w:t>Step 1 of 7: the problem. A course full of barriers, and a team too small.</w:t>
       </w:r>
     </w:p>
@@ -38,6 +40,7 @@
     </w:p>
     <w:p>
       <w:r>
+        <w:rPr/>
         <w:t>A picture of where the day ends: a team report on a whole course, with one section written by an agent you build.</w:t>
       </w:r>
     </w:p>
@@ -58,6 +61,7 @@
         </w:numPr>
       </w:pPr>
       <w:r>
+        <w:rPr/>
         <w:t>Listen. Nothing to type yet.</w:t>
       </w:r>
     </w:p>
@@ -78,6 +82,7 @@
         </w:numPr>
       </w:pPr>
       <w:r>
+        <w:rPr/>
         <w:t>Open letitglow.app/ahg/assistant in one tab, and your AI assistant, signed in, in another.</w:t>
       </w:r>
     </w:p>
@@ -90,6 +95,7 @@
         </w:numPr>
       </w:pPr>
       <w:r>
+        <w:rPr/>
         <w:t>Start a new conversation. Use this one conversation all day.</w:t>
       </w:r>
     </w:p>
@@ -102,6 +108,7 @@
         </w:numPr>
       </w:pPr>
       <w:r>
+        <w:rPr/>
         <w:t>Under "Block 1: the ready check", press the Copy button.</w:t>
       </w:r>
     </w:p>
@@ -114,6 +121,7 @@
         </w:numPr>
       </w:pPr>
       <w:r>
+        <w:rPr/>
         <w:t>Switch to your assistant's tab with Control+Tab, move to the message box, paste with Control+V on Windows or Command+V on a Mac, and press Enter.</w:t>
       </w:r>
     </w:p>
@@ -134,6 +142,7 @@
         </w:numPr>
       </w:pPr>
       <w:r>
+        <w:rPr/>
         <w:t>Open the kit if it is not open already: File, then Open Folder, then the ahg-2026-agent-kit folder. In VS Code for the Web, choose Open Folder at vscode.dev in Chrome or Edge. The welcome page opens.</w:t>
       </w:r>
     </w:p>
@@ -146,6 +155,7 @@
         </w:numPr>
       </w:pPr>
       <w:r>
+        <w:rPr/>
         <w:t>Open Copilot Chat: Control+Alt+I on Windows, or Control+Command+I on a Mac.</w:t>
       </w:r>
     </w:p>
@@ -158,6 +168,7 @@
         </w:numPr>
       </w:pPr>
       <w:r>
+        <w:rPr/>
         <w:t>Type /ready-check and press Enter.</w:t>
       </w:r>
     </w:p>
@@ -171,6 +182,7 @@
     </w:p>
     <w:p>
       <w:r>
+        <w:rPr/>
         <w:t>Your assistant or Copilot ends the ready check with: You are ready for 16 November.</w:t>
       </w:r>
     </w:p>
@@ -184,11 +196,13 @@
     </w:p>
     <w:p>
       <w:r>
+        <w:rPr/>
         <w:t>If the ready check says something needs a hand, a helper fixes it with you while the room carries on. If VS Code will not cooperate, switch to the browser path: it needs nothing installed, and you will not miss anything.</w:t>
       </w:r>
     </w:p>
     <w:p>
       <w:r>
+        <w:rPr/>
         <w:t>Raise a hand at any time. A helper comes to you.</w:t>
       </w:r>
     </w:p>
@@ -202,6 +216,7 @@
     </w:p>
     <w:p>
       <w:r>
+        <w:rPr/>
         <w:t>You are set up. That was the hardest part of the day, and it is done.</w:t>
       </w:r>
     </w:p>
@@ -215,6 +230,7 @@
     </w:p>
     <w:p>
       <w:r>
+        <w:rPr/>
         <w:t>The two rules travel with you: nothing private goes into any AI, and a person reviews everything an agent writes.</w:t>
       </w:r>
     </w:p>

--- a/docs/ahg-2026/kit/step-cards/1-why-we-are-here.docx
+++ b/docs/ahg-2026/kit/step-cards/1-why-we-are-here.docx
@@ -232,6 +232,33 @@
       <w:r>
         <w:rPr/>
         <w:t>The two rules travel with you: nothing private goes into any AI, and a person reviews everything an agent writes.</w:t>
+      </w:r>
+    </w:p>
+    <w:p>
+      <w:pPr>
+        <w:pStyle w:val="Heading2"/>
+      </w:pPr>
+      <w:r>
+        <w:t>Sources</w:t>
+      </w:r>
+    </w:p>
+    <w:p>
+      <w:r>
+        <w:rPr/>
+        <w:t xml:space="preserve">Checked on 29 October 2026: the keys on this card are in the kit's README, with their sources. The standard every agent cites is </w:t>
+      </w:r>
+      <w:hyperlink r:id="rId10">
+        <w:r>
+          <w:rPr>
+            <w:rStyle w:val="Hyperlink"/>
+            <w:u w:val="single"/>
+          </w:rPr>
+          <w:t xml:space="preserve">WCAG 2.2</w:t>
+        </w:r>
+      </w:hyperlink>
+      <w:r>
+        <w:rPr/>
+        <w:t>.</w:t>
       </w:r>
     </w:p>
     <w:sectPr>

--- a/docs/ahg-2026/kit/step-cards/1-why-we-are-here.docx
+++ b/docs/ahg-2026/kit/step-cards/1-why-we-are-here.docx
@@ -12,6 +12,7 @@
     </w:p>
     <w:p>
       <w:r>
+        <w:rPr/>
         <w:t>Block 1 of 7, 10:30 to 10:50.</w:t>
       </w:r>
     </w:p>
@@ -25,6 +26,7 @@
     </w:p>
     <w:p>
       <w:r>
+        <w:rPr/>
         <w:t>Step 1 of 7: the problem. A course full of barriers, and a team too small.</w:t>
       </w:r>
     </w:p>
@@ -38,6 +40,7 @@
     </w:p>
     <w:p>
       <w:r>
+        <w:rPr/>
         <w:t>A picture of where the day ends: a team report on a whole course, with one section written by an agent you build.</w:t>
       </w:r>
     </w:p>
@@ -58,6 +61,7 @@
         </w:numPr>
       </w:pPr>
       <w:r>
+        <w:rPr/>
         <w:t>Listen. Nothing to type yet.</w:t>
       </w:r>
     </w:p>
@@ -78,6 +82,7 @@
         </w:numPr>
       </w:pPr>
       <w:r>
+        <w:rPr/>
         <w:t>Open letitglow.app/ahg/assistant in one tab, and your AI assistant, signed in, in another.</w:t>
       </w:r>
     </w:p>
@@ -90,6 +95,7 @@
         </w:numPr>
       </w:pPr>
       <w:r>
+        <w:rPr/>
         <w:t>Start a new conversation. Use this one conversation all day.</w:t>
       </w:r>
     </w:p>
@@ -102,6 +108,7 @@
         </w:numPr>
       </w:pPr>
       <w:r>
+        <w:rPr/>
         <w:t>Under "Block 1: the ready check", press the Copy button.</w:t>
       </w:r>
     </w:p>
@@ -114,6 +121,7 @@
         </w:numPr>
       </w:pPr>
       <w:r>
+        <w:rPr/>
         <w:t>Switch to your assistant's tab with Control+Tab, move to the message box, paste with Control+V on Windows or Command+V on a Mac, and press Enter.</w:t>
       </w:r>
     </w:p>
@@ -134,6 +142,7 @@
         </w:numPr>
       </w:pPr>
       <w:r>
+        <w:rPr/>
         <w:t>Open the kit if it is not open already: File, then Open Folder, then the ahg-2026-agent-kit folder. In VS Code for the Web, choose Open Folder at vscode.dev in Chrome or Edge. The welcome page opens.</w:t>
       </w:r>
     </w:p>
@@ -146,6 +155,7 @@
         </w:numPr>
       </w:pPr>
       <w:r>
+        <w:rPr/>
         <w:t>Open Copilot Chat: Control+Alt+I on Windows, or Control+Command+I on a Mac.</w:t>
       </w:r>
     </w:p>
@@ -158,6 +168,7 @@
         </w:numPr>
       </w:pPr>
       <w:r>
+        <w:rPr/>
         <w:t>Type /ready-check and press Enter.</w:t>
       </w:r>
     </w:p>
@@ -171,6 +182,7 @@
     </w:p>
     <w:p>
       <w:r>
+        <w:rPr/>
         <w:t>Your assistant or Copilot ends the ready check with: You are ready for 16 November.</w:t>
       </w:r>
     </w:p>
@@ -184,11 +196,13 @@
     </w:p>
     <w:p>
       <w:r>
+        <w:rPr/>
         <w:t>If the ready check says something needs a hand, a helper fixes it with you while the room carries on. If VS Code will not cooperate, switch to the browser path: it needs nothing installed, and you will not miss anything.</w:t>
       </w:r>
     </w:p>
     <w:p>
       <w:r>
+        <w:rPr/>
         <w:t>Raise a hand at any time. A helper comes to you.</w:t>
       </w:r>
     </w:p>
@@ -202,6 +216,7 @@
     </w:p>
     <w:p>
       <w:r>
+        <w:rPr/>
         <w:t>You are set up. That was the hardest part of the day, and it is done.</w:t>
       </w:r>
     </w:p>
@@ -215,7 +230,35 @@
     </w:p>
     <w:p>
       <w:r>
+        <w:rPr/>
         <w:t>The two rules travel with you: nothing private goes into any AI, and a person reviews everything an agent writes.</w:t>
+      </w:r>
+    </w:p>
+    <w:p>
+      <w:pPr>
+        <w:pStyle w:val="Heading2"/>
+      </w:pPr>
+      <w:r>
+        <w:t>Sources</w:t>
+      </w:r>
+    </w:p>
+    <w:p>
+      <w:r>
+        <w:rPr/>
+        <w:t xml:space="preserve">Checked on 29 October 2026: the keys on this card are in the kit's README, with their sources. The standard every agent cites is </w:t>
+      </w:r>
+      <w:hyperlink r:id="rId10">
+        <w:r>
+          <w:rPr>
+            <w:rStyle w:val="Hyperlink"/>
+            <w:u w:val="single"/>
+          </w:rPr>
+          <w:t xml:space="preserve">WCAG 2.2</w:t>
+        </w:r>
+      </w:hyperlink>
+      <w:r>
+        <w:rPr/>
+        <w:t>.</w:t>
       </w:r>
     </w:p>
     <w:sectPr>
